--- a/Curso_CSharp/Mapas Endpoints/Plan Inicio.docx
+++ b/Curso_CSharp/Mapas Endpoints/Plan Inicio.docx
@@ -1054,11 +1054,33 @@
           <w:b/>
         </w:rPr>
       </w:pPr>
-      <w:r>
-        <w:rPr>
-          <w:b/>
-        </w:rPr>
-        <w:t>Endpoints previos necesarios para armar el front:</w:t>
+      <w:proofErr w:type="spellStart"/>
+      <w:r>
+        <w:rPr>
+          <w:b/>
+        </w:rPr>
+        <w:t>Endpoints</w:t>
+      </w:r>
+      <w:proofErr w:type="spellEnd"/>
+      <w:r>
+        <w:rPr>
+          <w:b/>
+        </w:rPr>
+        <w:t xml:space="preserve"> previos necesarios para armar el </w:t>
+      </w:r>
+      <w:proofErr w:type="spellStart"/>
+      <w:r>
+        <w:rPr>
+          <w:b/>
+        </w:rPr>
+        <w:t>front</w:t>
+      </w:r>
+      <w:proofErr w:type="spellEnd"/>
+      <w:r>
+        <w:rPr>
+          <w:b/>
+        </w:rPr>
+        <w:t>:</w:t>
       </w:r>
     </w:p>
     <w:p>
@@ -1079,7 +1101,35 @@
         <w:rPr>
           <w:lang w:val="en-US"/>
         </w:rPr>
-        <w:t xml:space="preserve">GET /api/Formulario </w:t>
+        <w:t>GET /</w:t>
+      </w:r>
+      <w:proofErr w:type="spellStart"/>
+      <w:r>
+        <w:rPr>
+          <w:lang w:val="en-US"/>
+        </w:rPr>
+        <w:t>api</w:t>
+      </w:r>
+      <w:proofErr w:type="spellEnd"/>
+      <w:r>
+        <w:rPr>
+          <w:lang w:val="en-US"/>
+        </w:rPr>
+        <w:t>/</w:t>
+      </w:r>
+      <w:proofErr w:type="spellStart"/>
+      <w:r>
+        <w:rPr>
+          <w:lang w:val="en-US"/>
+        </w:rPr>
+        <w:t>Formulario</w:t>
+      </w:r>
+      <w:proofErr w:type="spellEnd"/>
+      <w:r>
+        <w:rPr>
+          <w:lang w:val="en-US"/>
+        </w:rPr>
+        <w:t xml:space="preserve"> </w:t>
       </w:r>
       <w:r>
         <w:sym w:font="Wingdings" w:char="F0E0"/>
@@ -1090,13 +1140,41 @@
         </w:rPr>
         <w:t xml:space="preserve"> RES: </w:t>
       </w:r>
+      <w:proofErr w:type="spellStart"/>
       <w:r>
         <w:rPr>
           <w:b/>
           <w:bCs/>
           <w:lang w:val="en-US"/>
         </w:rPr>
-        <w:t xml:space="preserve">IEnumerable&lt;FormularioDto&gt; </w:t>
+        <w:t>IEnumerable</w:t>
+      </w:r>
+      <w:proofErr w:type="spellEnd"/>
+      <w:r>
+        <w:rPr>
+          <w:b/>
+          <w:bCs/>
+          <w:lang w:val="en-US"/>
+        </w:rPr>
+        <w:t>&lt;</w:t>
+      </w:r>
+      <w:proofErr w:type="spellStart"/>
+      <w:r>
+        <w:rPr>
+          <w:b/>
+          <w:bCs/>
+          <w:lang w:val="en-US"/>
+        </w:rPr>
+        <w:t>FormularioDto</w:t>
+      </w:r>
+      <w:proofErr w:type="spellEnd"/>
+      <w:r>
+        <w:rPr>
+          <w:b/>
+          <w:bCs/>
+          <w:lang w:val="en-US"/>
+        </w:rPr>
+        <w:t xml:space="preserve">&gt; </w:t>
       </w:r>
       <w:r>
         <w:rPr>
@@ -1110,13 +1188,106 @@
         <w:rPr>
           <w:lang w:val="en-US"/>
         </w:rPr>
-        <w:t xml:space="preserve"> Front: Asignar</w:t>
-      </w:r>
+        <w:t xml:space="preserve"> Front: </w:t>
+      </w:r>
+      <w:proofErr w:type="spellStart"/>
       <w:r>
         <w:rPr>
           <w:lang w:val="en-US"/>
         </w:rPr>
-        <w:t xml:space="preserve"> permisos a botones:</w:t>
+        <w:t>Asignar</w:t>
+      </w:r>
+      <w:proofErr w:type="spellEnd"/>
+      <w:r>
+        <w:rPr>
+          <w:lang w:val="en-US"/>
+        </w:rPr>
+        <w:t xml:space="preserve"> </w:t>
+      </w:r>
+      <w:proofErr w:type="spellStart"/>
+      <w:r>
+        <w:rPr>
+          <w:lang w:val="en-US"/>
+        </w:rPr>
+        <w:t>permisos</w:t>
+      </w:r>
+      <w:proofErr w:type="spellEnd"/>
+      <w:r>
+        <w:rPr>
+          <w:lang w:val="en-US"/>
+        </w:rPr>
+        <w:t xml:space="preserve"> a </w:t>
+      </w:r>
+      <w:proofErr w:type="spellStart"/>
+      <w:r>
+        <w:rPr>
+          <w:lang w:val="en-US"/>
+        </w:rPr>
+        <w:t>botones</w:t>
+      </w:r>
+      <w:proofErr w:type="spellEnd"/>
+      <w:r>
+        <w:rPr>
+          <w:lang w:val="en-US"/>
+        </w:rPr>
+        <w:t>:</w:t>
+      </w:r>
+    </w:p>
+    <w:p>
+      <w:pPr>
+        <w:numPr>
+          <w:ilvl w:val="1"/>
+          <w:numId w:val="1"/>
+        </w:numPr>
+        <w:autoSpaceDE w:val="0"/>
+        <w:autoSpaceDN w:val="0"/>
+        <w:adjustRightInd w:val="0"/>
+        <w:spacing w:before="150" w:after="150" w:line="259" w:lineRule="auto"/>
+        <w:rPr>
+          <w:b/>
+          <w:bCs/>
+        </w:rPr>
+      </w:pPr>
+      <w:r>
+        <w:t>EDITAR_RUTINA, VER_HISTORIAL_RUTINA, ELIMINAR_RUTINA, RECUPERAR_RUTINA</w:t>
+      </w:r>
+      <w:r>
+        <w:rPr>
+          <w:b/>
+          <w:bCs/>
+        </w:rPr>
+        <w:t xml:space="preserve"> </w:t>
+      </w:r>
+      <w:r>
+        <w:sym w:font="Wingdings" w:char="F0E0"/>
+      </w:r>
+      <w:r>
+        <w:t xml:space="preserve"> </w:t>
+      </w:r>
+      <w:r>
+        <w:rPr>
+          <w:b/>
+        </w:rPr>
+        <w:t>Gestionar Rutinas</w:t>
+      </w:r>
+      <w:r>
+        <w:rPr>
+          <w:b/>
+        </w:rPr>
+        <w:t xml:space="preserve"> </w:t>
+      </w:r>
+      <w:r>
+        <w:rPr>
+          <w:b/>
+          <w:color w:val="EE0000"/>
+        </w:rPr>
+        <w:t>(1)</w:t>
+      </w:r>
+      <w:r>
+        <w:rPr>
+          <w:b/>
+        </w:rPr>
+        <w:t>.</w:t>
       </w:r>
     </w:p>
     <w:p>
@@ -1131,7 +1302,28 @@
         <w:spacing w:before="150" w:after="150" w:line="259" w:lineRule="auto"/>
       </w:pPr>
       <w:r>
-        <w:t xml:space="preserve">... </w:t>
+        <w:t>CREAR_USUARIO</w:t>
+      </w:r>
+      <w:r>
+        <w:t xml:space="preserve">_SOCIO, </w:t>
+      </w:r>
+      <w:r>
+        <w:t>EDITAR_USUARIO</w:t>
+      </w:r>
+      <w:r>
+        <w:t xml:space="preserve">_SOCIO, </w:t>
+      </w:r>
+      <w:r>
+        <w:t>ELIMINAR_USUARIO</w:t>
+      </w:r>
+      <w:r>
+        <w:t xml:space="preserve">_SOCIO, </w:t>
+      </w:r>
+      <w:r>
+        <w:t>AGREGAR_TURNO, CANCELAR_TURNO</w:t>
+      </w:r>
+      <w:r>
+        <w:t xml:space="preserve"> </w:t>
       </w:r>
       <w:r>
         <w:sym w:font="Wingdings" w:char="F0E0"/>
@@ -1143,7 +1335,7 @@
         <w:rPr>
           <w:b/>
         </w:rPr>
-        <w:t>Gestionar Rutinas</w:t>
+        <w:t>Ver Socios</w:t>
       </w:r>
       <w:r>
         <w:rPr>
@@ -1156,7 +1348,7 @@
           <w:b/>
           <w:color w:val="EE0000"/>
         </w:rPr>
-        <w:t>(1)</w:t>
+        <w:t>(2)</w:t>
       </w:r>
       <w:r>
         <w:rPr>
@@ -1177,53 +1369,118 @@
         <w:spacing w:before="150" w:after="150" w:line="259" w:lineRule="auto"/>
       </w:pPr>
       <w:r>
-        <w:t xml:space="preserve">... </w:t>
-      </w:r>
-      <w:r>
-        <w:sym w:font="Wingdings" w:char="F0E0"/>
+        <w:t>CREAR_</w:t>
+      </w:r>
+      <w:r>
+        <w:t xml:space="preserve">USUARIO_RESPONSABLE, </w:t>
+      </w:r>
+      <w:r>
+        <w:t>EDITAR_USUARIO</w:t>
+      </w:r>
+      <w:r>
+        <w:t xml:space="preserve">_RESPONSABLE, </w:t>
+      </w:r>
+      <w:r>
+        <w:t>ELIMINAR_</w:t>
+      </w:r>
+      <w:r>
+        <w:t>USUARIO</w:t>
+      </w:r>
+      <w:r>
+        <w:t xml:space="preserve">_RESPONSABLE_DEFINITIVAMENTE, </w:t>
+      </w:r>
+      <w:r>
+        <w:t>CREAR_GRUPO</w:t>
+      </w:r>
+      <w:r>
+        <w:t xml:space="preserve">, </w:t>
+      </w:r>
+      <w:r>
+        <w:t>EDITAR_GRUPO</w:t>
+      </w:r>
+      <w:r>
+        <w:t xml:space="preserve">, </w:t>
+      </w:r>
+      <w:r>
+        <w:t>ELIMINAR_GRUPO</w:t>
+      </w:r>
+      <w:r>
+        <w:t xml:space="preserve">, </w:t>
+      </w:r>
+      <w:r>
+        <w:t>CREAR_EQUIPAMIENTO</w:t>
+      </w:r>
+      <w:r>
+        <w:t xml:space="preserve">, </w:t>
+      </w:r>
+      <w:r>
+        <w:t>EDITAR_EQUIPAMIENTO</w:t>
+      </w:r>
+      <w:r>
+        <w:t xml:space="preserve">, </w:t>
+      </w:r>
+      <w:r>
+        <w:t>ELIMINAR_EQUIPAMIENTO</w:t>
+      </w:r>
+      <w:r>
+        <w:t xml:space="preserve">, </w:t>
+      </w:r>
+      <w:r>
+        <w:t>CREAR_MAQUINA</w:t>
+      </w:r>
+      <w:r>
+        <w:t xml:space="preserve">, </w:t>
+      </w:r>
+      <w:r>
+        <w:t>EDITAR_MAQUINA</w:t>
+      </w:r>
+      <w:r>
+        <w:t xml:space="preserve">, </w:t>
+      </w:r>
+      <w:r>
+        <w:t>ELIMINAR_MAQUINA</w:t>
+      </w:r>
+      <w:r>
+        <w:t xml:space="preserve">, </w:t>
+      </w:r>
+      <w:r>
+        <w:t>CREAR_EJERCICIO</w:t>
+      </w:r>
+      <w:r>
+        <w:t xml:space="preserve">, </w:t>
+      </w:r>
+      <w:r>
+        <w:t>EDITAR_EJERCICIO</w:t>
+      </w:r>
+      <w:r>
+        <w:t xml:space="preserve">, </w:t>
+      </w:r>
+      <w:r>
+        <w:t>ELIMINAR_EJERCICIO</w:t>
+      </w:r>
+      <w:r>
+        <w:t xml:space="preserve">, </w:t>
+      </w:r>
+      <w:r>
+        <w:rPr>
+          <w:lang w:eastAsia="es-AR"/>
+        </w:rPr>
+        <w:t>MODIFICAR_DIA_RH</w:t>
+      </w:r>
+      <w:r>
+        <w:rPr>
+          <w:lang w:eastAsia="es-AR"/>
+        </w:rPr>
+        <w:t xml:space="preserve">, </w:t>
+      </w:r>
+      <w:r>
+        <w:rPr>
+          <w:lang w:eastAsia="es-AR"/>
+        </w:rPr>
+        <w:t>QUITAR_ENTRENADOR_DIA_RH</w:t>
       </w:r>
       <w:r>
         <w:t xml:space="preserve"> </w:t>
-      </w:r>
-      <w:r>
-        <w:rPr>
-          <w:b/>
-        </w:rPr>
-        <w:t>Ver Socios</w:t>
-      </w:r>
-      <w:r>
-        <w:rPr>
-          <w:b/>
-        </w:rPr>
-        <w:t xml:space="preserve"> </w:t>
-      </w:r>
-      <w:r>
-        <w:rPr>
-          <w:b/>
-          <w:color w:val="EE0000"/>
-        </w:rPr>
-        <w:t>(2)</w:t>
-      </w:r>
-      <w:r>
-        <w:rPr>
-          <w:b/>
-        </w:rPr>
-        <w:t>.</w:t>
-      </w:r>
-    </w:p>
-    <w:p>
-      <w:pPr>
-        <w:numPr>
-          <w:ilvl w:val="1"/>
-          <w:numId w:val="1"/>
-        </w:numPr>
-        <w:autoSpaceDE w:val="0"/>
-        <w:autoSpaceDN w:val="0"/>
-        <w:adjustRightInd w:val="0"/>
-        <w:spacing w:before="150" w:after="150" w:line="259" w:lineRule="auto"/>
-      </w:pPr>
-      <w:r>
-        <w:t xml:space="preserve">... </w:t>
       </w:r>
       <w:r>
         <w:sym w:font="Wingdings" w:char="F0E0"/>
@@ -1272,7 +1529,21 @@
         <w:rPr>
           <w:b/>
         </w:rPr>
-        <w:t xml:space="preserve">POST api/Auth/login </w:t>
+        <w:t>POST api/Auth/</w:t>
+      </w:r>
+      <w:proofErr w:type="spellStart"/>
+      <w:r>
+        <w:rPr>
+          <w:b/>
+        </w:rPr>
+        <w:t>login</w:t>
+      </w:r>
+      <w:proofErr w:type="spellEnd"/>
+      <w:r>
+        <w:rPr>
+          <w:b/>
+        </w:rPr>
+        <w:t xml:space="preserve"> </w:t>
       </w:r>
       <w:r>
         <w:rPr>
@@ -1282,7 +1553,31 @@
         <w:sym w:font="Wingdings" w:char="F0E0"/>
       </w:r>
       <w:r>
-        <w:t xml:space="preserve"> REQ: LoginUsuarioDto, RES: TokenResponseDto (List&lt;string&gt; Permisos</w:t>
+        <w:t xml:space="preserve"> REQ: </w:t>
+      </w:r>
+      <w:proofErr w:type="spellStart"/>
+      <w:r>
+        <w:t>LoginUsuarioDto</w:t>
+      </w:r>
+      <w:proofErr w:type="spellEnd"/>
+      <w:r>
+        <w:t xml:space="preserve">, RES: </w:t>
+      </w:r>
+      <w:proofErr w:type="spellStart"/>
+      <w:r>
+        <w:t>TokenResponseDto</w:t>
+      </w:r>
+      <w:proofErr w:type="spellEnd"/>
+      <w:r>
+        <w:t xml:space="preserve"> (List&lt;</w:t>
+      </w:r>
+      <w:proofErr w:type="spellStart"/>
+      <w:r>
+        <w:t>string</w:t>
+      </w:r>
+      <w:proofErr w:type="spellEnd"/>
+      <w:r>
+        <w:t>&gt; Permisos</w:t>
       </w:r>
       <w:r>
         <w:rPr>
@@ -1336,10 +1631,7 @@
         <w:t xml:space="preserve"> </w:t>
       </w:r>
       <w:r>
-        <w:rPr>
-          <w:bCs/>
-        </w:rPr>
-        <w:t>...</w:t>
+        <w:t>EDITAR_RUTINA, VER_HISTORIAL_RUTINA, ELIMINAR_RUTINA, RECUPERAR_RUTINA</w:t>
       </w:r>
     </w:p>
     <w:p>
@@ -1375,10 +1667,25 @@
         <w:t xml:space="preserve"> </w:t>
       </w:r>
       <w:r>
-        <w:rPr>
-          <w:bCs/>
-        </w:rPr>
-        <w:t>...</w:t>
+        <w:t>CREAR_USUARIO</w:t>
+      </w:r>
+      <w:r>
+        <w:t xml:space="preserve">_SOCIO, </w:t>
+      </w:r>
+      <w:r>
+        <w:t>EDITAR_USUARIO</w:t>
+      </w:r>
+      <w:r>
+        <w:t xml:space="preserve">_SOCIO, </w:t>
+      </w:r>
+      <w:r>
+        <w:t>ELIMINAR_USUARIO</w:t>
+      </w:r>
+      <w:r>
+        <w:t xml:space="preserve">_SOCIO, </w:t>
+      </w:r>
+      <w:r>
+        <w:t>AGREGAR_TURNO, CANCELAR_TURNO</w:t>
       </w:r>
     </w:p>
     <w:p>
@@ -1405,6 +1712,12 @@
         <w:rPr>
           <w:bCs/>
         </w:rPr>
+        <w:t xml:space="preserve"> </w:t>
+      </w:r>
+      <w:r>
+        <w:rPr>
+          <w:bCs/>
+        </w:rPr>
         <w:sym w:font="Wingdings" w:char="F0E0"/>
       </w:r>
       <w:r>
@@ -1414,10 +1727,116 @@
         <w:t xml:space="preserve"> </w:t>
       </w:r>
       <w:r>
-        <w:rPr>
-          <w:bCs/>
-        </w:rPr>
-        <w:t>...</w:t>
+        <w:t>CREAR_</w:t>
+      </w:r>
+      <w:r>
+        <w:t xml:space="preserve">USUARIO_RESPONSABLE, </w:t>
+      </w:r>
+      <w:r>
+        <w:t>EDITAR_USUARIO</w:t>
+      </w:r>
+      <w:r>
+        <w:t xml:space="preserve">_RESPONSABLE, </w:t>
+      </w:r>
+      <w:r>
+        <w:lastRenderedPageBreak/>
+        <w:t>ELIMINAR_</w:t>
+      </w:r>
+      <w:r>
+        <w:t>USUARIO</w:t>
+      </w:r>
+      <w:r>
+        <w:t xml:space="preserve">_RESPONSABLE_DEFINITIVAMENTE, </w:t>
+      </w:r>
+      <w:r>
+        <w:t>CREAR_GRUPO</w:t>
+      </w:r>
+      <w:r>
+        <w:t xml:space="preserve">, </w:t>
+      </w:r>
+      <w:r>
+        <w:t>EDITAR_GRUPO</w:t>
+      </w:r>
+      <w:r>
+        <w:t xml:space="preserve">, </w:t>
+      </w:r>
+      <w:r>
+        <w:t>ELIMINAR_GRUPO</w:t>
+      </w:r>
+      <w:r>
+        <w:t xml:space="preserve">, </w:t>
+      </w:r>
+      <w:r>
+        <w:t>CREAR_EQUIPAMIENTO</w:t>
+      </w:r>
+      <w:r>
+        <w:t xml:space="preserve">, </w:t>
+      </w:r>
+      <w:r>
+        <w:t>EDITAR_EQUIPAMIENTO</w:t>
+      </w:r>
+      <w:r>
+        <w:t xml:space="preserve">, </w:t>
+      </w:r>
+      <w:r>
+        <w:t>ELIMINAR_EQUIPAMIENTO</w:t>
+      </w:r>
+      <w:r>
+        <w:t xml:space="preserve">, </w:t>
+      </w:r>
+      <w:r>
+        <w:t>CREAR_MAQUINA</w:t>
+      </w:r>
+      <w:r>
+        <w:t xml:space="preserve">, </w:t>
+      </w:r>
+      <w:r>
+        <w:t>EDITAR_MAQUINA</w:t>
+      </w:r>
+      <w:r>
+        <w:t xml:space="preserve">, </w:t>
+      </w:r>
+      <w:r>
+        <w:t>ELIMINAR_MAQUINA</w:t>
+      </w:r>
+      <w:r>
+        <w:t xml:space="preserve">, </w:t>
+      </w:r>
+      <w:r>
+        <w:t>CREAR_EJERCICIO</w:t>
+      </w:r>
+      <w:r>
+        <w:t xml:space="preserve">, </w:t>
+      </w:r>
+      <w:r>
+        <w:t>EDITAR_EJERCICIO</w:t>
+      </w:r>
+      <w:r>
+        <w:t xml:space="preserve">, </w:t>
+      </w:r>
+      <w:r>
+        <w:t>ELIMINAR_EJERCICIO</w:t>
+      </w:r>
+      <w:r>
+        <w:t xml:space="preserve">, </w:t>
+      </w:r>
+      <w:r>
+        <w:rPr>
+          <w:lang w:eastAsia="es-AR"/>
+        </w:rPr>
+        <w:t>MODIFICAR_DIA_RH</w:t>
+      </w:r>
+      <w:r>
+        <w:rPr>
+          <w:lang w:eastAsia="es-AR"/>
+        </w:rPr>
+        <w:t xml:space="preserve">, </w:t>
+      </w:r>
+      <w:r>
+        <w:rPr>
+          <w:lang w:eastAsia="es-AR"/>
+        </w:rPr>
+        <w:t>QUITAR_ENTRENADOR_DIA_RH</w:t>
       </w:r>
     </w:p>
     <w:p>
@@ -1453,20 +1872,31 @@
         <w:t xml:space="preserve"> </w:t>
       </w:r>
       <w:r>
+        <w:rPr>
+          <w:strike/>
+        </w:rPr>
         <w:t>GET</w:t>
       </w:r>
       <w:r>
         <w:rPr>
           <w:b/>
+          <w:strike/>
           <w:color w:val="EE0000"/>
         </w:rPr>
         <w:t xml:space="preserve"> </w:t>
       </w:r>
       <w:r>
-        <w:t>api/Turno/</w:t>
-      </w:r>
-      <w:r>
-        <w:t>inicio/grilla-fecha</w:t>
+        <w:rPr>
+          <w:strike/>
+        </w:rPr>
+        <w:t>api/Turno/inicio/</w:t>
+      </w:r>
+      <w:proofErr w:type="spellStart"/>
+      <w:r>
+        <w:rPr>
+          <w:strike/>
+        </w:rPr>
+        <w:t>grilla-fecha</w:t>
       </w:r>
       <w:r>
         <w:rPr>
@@ -1474,45 +1904,55 @@
           <w:bCs/>
           <w:i/>
           <w:iCs/>
-        </w:rPr>
-        <w:t>?fecha=</w:t>
-      </w:r>
+          <w:strike/>
+        </w:rPr>
+        <w:t>?fecha</w:t>
+      </w:r>
+      <w:proofErr w:type="spellEnd"/>
       <w:r>
         <w:rPr>
           <w:b/>
           <w:bCs/>
           <w:i/>
           <w:iCs/>
-        </w:rPr>
-        <w:t>yyyy</w:t>
-      </w:r>
+          <w:strike/>
+        </w:rPr>
+        <w:t>=</w:t>
+      </w:r>
+      <w:proofErr w:type="spellStart"/>
       <w:r>
         <w:rPr>
           <w:b/>
           <w:bCs/>
           <w:i/>
           <w:iCs/>
-        </w:rPr>
-        <w:t>-</w:t>
-      </w:r>
+          <w:strike/>
+        </w:rPr>
+        <w:t>yyyy</w:t>
+      </w:r>
+      <w:proofErr w:type="spellEnd"/>
       <w:r>
         <w:rPr>
           <w:b/>
           <w:bCs/>
           <w:i/>
           <w:iCs/>
-        </w:rPr>
-        <w:t>mm</w:t>
-      </w:r>
+          <w:strike/>
+        </w:rPr>
+        <w:t>-mm-</w:t>
+      </w:r>
+      <w:proofErr w:type="spellStart"/>
       <w:r>
         <w:rPr>
           <w:b/>
           <w:bCs/>
           <w:i/>
           <w:iCs/>
-        </w:rPr>
-        <w:t>-</w:t>
-      </w:r>
+          <w:strike/>
+        </w:rPr>
+        <w:t>dd</w:t>
+      </w:r>
+      <w:proofErr w:type="spellEnd"/>
       <w:r>
         <w:rPr>
           <w:b/>
@@ -1520,7 +1960,7 @@
           <w:i/>
           <w:iCs/>
         </w:rPr>
-        <w:t xml:space="preserve">dd </w:t>
+        <w:t xml:space="preserve"> </w:t>
       </w:r>
       <w:r>
         <w:sym w:font="Wingdings" w:char="F0E0"/>
@@ -1528,8 +1968,21 @@
       <w:r>
         <w:t xml:space="preserve"> RES: </w:t>
       </w:r>
-      <w:r>
-        <w:t>IEnumerable&lt;TurnoDetalleDto&gt;</w:t>
+      <w:proofErr w:type="spellStart"/>
+      <w:r>
+        <w:t>IEnumerable</w:t>
+      </w:r>
+      <w:proofErr w:type="spellEnd"/>
+      <w:r>
+        <w:t>&lt;</w:t>
+      </w:r>
+      <w:proofErr w:type="spellStart"/>
+      <w:r>
+        <w:t>TurnoDetalleDto</w:t>
+      </w:r>
+      <w:proofErr w:type="spellEnd"/>
+      <w:r>
+        <w:t>&gt;</w:t>
       </w:r>
       <w:r>
         <w:t xml:space="preserve"> </w:t>
@@ -1538,7 +1991,31 @@
         <w:sym w:font="Wingdings" w:char="F0E0"/>
       </w:r>
       <w:r>
-        <w:t xml:space="preserve"> front: se arma un grid con la lista de turnos actuales para el dia de hoy.</w:t>
+        <w:t xml:space="preserve"> </w:t>
+      </w:r>
+      <w:proofErr w:type="spellStart"/>
+      <w:r>
+        <w:t>front</w:t>
+      </w:r>
+      <w:proofErr w:type="spellEnd"/>
+      <w:r>
+        <w:t xml:space="preserve">: se arma un </w:t>
+      </w:r>
+      <w:proofErr w:type="spellStart"/>
+      <w:r>
+        <w:t>grid</w:t>
+      </w:r>
+      <w:proofErr w:type="spellEnd"/>
+      <w:r>
+        <w:t xml:space="preserve"> con la lista de turnos actuales para el </w:t>
+      </w:r>
+      <w:proofErr w:type="spellStart"/>
+      <w:r>
+        <w:t>dia</w:t>
+      </w:r>
+      <w:proofErr w:type="spellEnd"/>
+      <w:r>
+        <w:t xml:space="preserve"> de hoy.</w:t>
       </w:r>
     </w:p>
     <w:sectPr>
@@ -2275,6 +2752,7 @@
   <w:style w:type="character" w:default="1" w:styleId="Fuentedeprrafopredeter">
     <w:name w:val="Default Paragraph Font"/>
     <w:uiPriority w:val="1"/>
+    <w:semiHidden/>
     <w:unhideWhenUsed/>
   </w:style>
   <w:style w:type="table" w:default="1" w:styleId="Tablanormal">
